--- a/arb/docx/011.content.docx
+++ b/arb/docx/011.content.docx
@@ -12913,67 +12913,6 @@
             <w:u w:val="single"/>
           </w:rPr>
           <w:t>2 أخبار الأيام 26:5</w:t>
-        </w:r>
-      </w:hyperlink>
-      <w:r>
-        <w:rPr>
-          <w:lang w:val="ar_AE" w:bidi="ar_AE"/>
-        </w:rPr>
-        <w:t>).</w:t>
-      </w:r>
-    </w:p>
-    <w:p>
-      <w:pPr>
-        <w:pStyle w:val="ListNumber"/>
-        <w:bidi/>
-        <w:spacing w:line="240" w:lineRule="auto"/>
-        <w:ind w:left="720"/>
-      </w:pPr>
-      <w:r>
-        <w:rPr>
-          <w:lang w:val="ar_AE" w:bidi="ar_AE"/>
-        </w:rPr>
-      </w:r>
-      <w:r>
-        <w:rPr>
-          <w:lang w:val="ar_AE" w:bidi="ar_AE"/>
-        </w:rPr>
-        <w:t xml:space="preserve">أبو </w:t>
-      </w:r>
-      <w:r>
-        <w:rPr>
-          <w:lang w:val="ar_AE" w:bidi="ar_AE"/>
-        </w:rPr>
-        <w:t>أَبِيَّة</w:t>
-      </w:r>
-      <w:r>
-        <w:rPr>
-          <w:lang w:val="ar_AE" w:bidi="ar_AE"/>
-        </w:rPr>
-        <w:t xml:space="preserve">. كانت </w:t>
-      </w:r>
-      <w:r>
-        <w:rPr>
-          <w:lang w:val="ar_AE" w:bidi="ar_AE"/>
-        </w:rPr>
-        <w:t>أَبِيَّةُ</w:t>
-      </w:r>
-      <w:r>
-        <w:rPr>
-          <w:lang w:val="ar_AE" w:bidi="ar_AE"/>
-        </w:rPr>
-        <w:t xml:space="preserve"> أُمَّ حَزَقِيَّا مَلِك يهوذا (</w:t>
-      </w:r>
-      <w:hyperlink r:id="rId263">
-        <w:r>
-          <w:rPr>
-            <w:lang w:val="ar_AE" w:bidi="ar_AE"/>
-          </w:rPr>
-          <w:rPr>
-            <w:color w:val="0000EE"/>
-            <w:u w:val="single"/>
-          </w:rPr>
-          <w:t>2 أخبار الأيام 29:1</w:t>
         </w:r>
       </w:hyperlink>
       <w:r>

--- a/arb/docx/011.content.docx
+++ b/arb/docx/011.content.docx
@@ -22,7 +22,7 @@
         <w:rPr>
           <w:lang w:val="ar_AE" w:bidi="ar_AE"/>
         </w:rPr>
-        <w:t>Resource: قاموس الكتاب المقدس (تينديل)</w:t>
+        <w:t>Resource: Tyndale Open Bible Dictionary</w:t>
       </w:r>
       <w:r>
         <w:rPr>
@@ -122,7 +122,7 @@
         <w:rPr>
           <w:lang w:val="ar_AE" w:bidi="ar_AE"/>
         </w:rPr>
-        <w:t>قاموس الكتاب المقدس (تينديل)</w:t>
+        <w:t>Tyndale Open Bible Dictionary</w:t>
       </w:r>
     </w:p>
     <w:p>

--- a/arb/docx/011.content.docx
+++ b/arb/docx/011.content.docx
@@ -22,7 +22,7 @@
         <w:rPr>
           <w:lang w:val="ar_AE" w:bidi="ar_AE"/>
         </w:rPr>
-        <w:t>Resource: Tyndale Open Bible Dictionary</w:t>
+        <w:t>Resource: Aquifer Open Bible Dictionary</w:t>
       </w:r>
       <w:r>
         <w:rPr>
@@ -122,7 +122,7 @@
         <w:rPr>
           <w:lang w:val="ar_AE" w:bidi="ar_AE"/>
         </w:rPr>
-        <w:t>Tyndale Open Bible Dictionary</w:t>
+        <w:t>Aquifer Open Bible Dictionary</w:t>
       </w:r>
     </w:p>
     <w:p>
